--- a/docs/lista_louvores/Textos_Louvores/MINHA ALMA CANTA AO SENHOR.docx
+++ b/docs/lista_louvores/Textos_Louvores/MINHA ALMA CANTA AO SENHOR.docx
@@ -4,26 +4,16 @@
   <w:body>
     <w:p>
       <w:pPr>
-        <w:pStyle w:val="SemEspaamento"/>
-        <w:rPr>
-          <w:rFonts w:ascii="Times New Roman" w:hAnsi="Times New Roman" w:cs="Times New Roman"/>
-          <w:sz w:val="24"/>
-          <w:szCs w:val="24"/>
-        </w:rPr>
+        <w:pStyle w:val="Ttulo1"/>
       </w:pPr>
       <w:r>
-        <w:rPr>
-          <w:rFonts w:ascii="Times New Roman" w:hAnsi="Times New Roman" w:cs="Times New Roman"/>
-          <w:sz w:val="24"/>
-          <w:szCs w:val="24"/>
-        </w:rPr>
         <w:t>MINHA’ALMA CANTA AO SENHOR</w:t>
       </w:r>
     </w:p>
     <w:p>
       <w:pPr>
         <w:pStyle w:val="SemEspaamento"/>
-        <w:spacing w:before="0" w:after="0"/>
+        <w:spacing w:before="0"/>
         <w:rPr>
           <w:rFonts w:ascii="Times New Roman" w:hAnsi="Times New Roman" w:cs="Times New Roman"/>
           <w:b/>
@@ -34,7 +24,6 @@
           <w:u w:val="none"/>
         </w:rPr>
       </w:pPr>
-      <w:proofErr w:type="spellStart"/>
       <w:r>
         <w:rPr>
           <w:rFonts w:ascii="Times New Roman" w:hAnsi="Times New Roman" w:cs="Times New Roman"/>
@@ -45,9 +34,8 @@
           <w:szCs w:val="24"/>
           <w:u w:val="none"/>
         </w:rPr>
-        <w:t>Minh’alma</w:t>
-      </w:r>
-      <w:proofErr w:type="spellEnd"/>
+        <w:t>Minh’alma canta ao Senhor, ao Senhor</w:t>
+      </w:r>
       <w:r>
         <w:rPr>
           <w:rFonts w:ascii="Times New Roman" w:hAnsi="Times New Roman" w:cs="Times New Roman"/>
@@ -58,18 +46,75 @@
           <w:szCs w:val="24"/>
           <w:u w:val="none"/>
         </w:rPr>
-        <w:t xml:space="preserve"> canta ao Senhor, ao Senhor</w:t>
+        <w:br/>
+      </w:r>
+      <w:r>
+        <w:rPr>
+          <w:rFonts w:ascii="Times New Roman" w:hAnsi="Times New Roman" w:cs="Times New Roman"/>
+          <w:b/>
+          <w:i/>
+          <w:iCs/>
+          <w:sz w:val="24"/>
+          <w:szCs w:val="24"/>
+          <w:u w:val="none"/>
+        </w:rPr>
+        <w:t>Seu nome adorarei</w:t>
+      </w:r>
+      <w:r>
+        <w:rPr>
+          <w:rFonts w:ascii="Times New Roman" w:hAnsi="Times New Roman" w:cs="Times New Roman"/>
+          <w:b/>
+          <w:i/>
+          <w:iCs/>
+          <w:sz w:val="24"/>
+          <w:szCs w:val="24"/>
+          <w:u w:val="none"/>
+        </w:rPr>
+        <w:br/>
+      </w:r>
+      <w:r>
+        <w:rPr>
+          <w:rFonts w:ascii="Times New Roman" w:hAnsi="Times New Roman" w:cs="Times New Roman"/>
+          <w:b/>
+          <w:i/>
+          <w:iCs/>
+          <w:sz w:val="24"/>
+          <w:szCs w:val="24"/>
+          <w:u w:val="none"/>
+        </w:rPr>
+        <w:t>Bendiga todo o meu ser ao Senhor</w:t>
+      </w:r>
+      <w:r>
+        <w:rPr>
+          <w:rFonts w:ascii="Times New Roman" w:hAnsi="Times New Roman" w:cs="Times New Roman"/>
+          <w:b/>
+          <w:i/>
+          <w:iCs/>
+          <w:sz w:val="24"/>
+          <w:szCs w:val="24"/>
+          <w:u w:val="none"/>
+        </w:rPr>
+        <w:br/>
+      </w:r>
+      <w:r>
+        <w:rPr>
+          <w:rFonts w:ascii="Times New Roman" w:hAnsi="Times New Roman" w:cs="Times New Roman"/>
+          <w:b/>
+          <w:i/>
+          <w:iCs/>
+          <w:sz w:val="24"/>
+          <w:szCs w:val="24"/>
+          <w:u w:val="none"/>
+        </w:rPr>
+        <w:t>Seu nome adorarei</w:t>
       </w:r>
     </w:p>
     <w:p>
       <w:pPr>
         <w:pStyle w:val="SemEspaamento"/>
-        <w:spacing w:before="0" w:after="0"/>
-        <w:rPr>
-          <w:rFonts w:ascii="Times New Roman" w:hAnsi="Times New Roman" w:cs="Times New Roman"/>
-          <w:b/>
-          <w:i/>
-          <w:iCs/>
+        <w:spacing w:before="0"/>
+        <w:rPr>
+          <w:rFonts w:ascii="Times New Roman" w:hAnsi="Times New Roman" w:cs="Times New Roman"/>
           <w:sz w:val="24"/>
           <w:szCs w:val="24"/>
           <w:u w:val="none"/>
@@ -78,25 +123,37 @@
       <w:r>
         <w:rPr>
           <w:rFonts w:ascii="Times New Roman" w:hAnsi="Times New Roman" w:cs="Times New Roman"/>
-          <w:b/>
-          <w:i/>
-          <w:iCs/>
-          <w:sz w:val="24"/>
-          <w:szCs w:val="24"/>
-          <w:u w:val="none"/>
-        </w:rPr>
-        <w:t>Seu nome adorarei</w:t>
+          <w:sz w:val="24"/>
+          <w:szCs w:val="24"/>
+          <w:u w:val="none"/>
+        </w:rPr>
+        <w:t>O sol nasceu surge um novo dia</w:t>
+      </w:r>
+      <w:r>
+        <w:rPr>
+          <w:rFonts w:ascii="Times New Roman" w:hAnsi="Times New Roman" w:cs="Times New Roman"/>
+          <w:sz w:val="24"/>
+          <w:szCs w:val="24"/>
+          <w:u w:val="none"/>
+        </w:rPr>
+        <w:br/>
+      </w:r>
+      <w:r>
+        <w:rPr>
+          <w:rFonts w:ascii="Times New Roman" w:hAnsi="Times New Roman" w:cs="Times New Roman"/>
+          <w:sz w:val="24"/>
+          <w:szCs w:val="24"/>
+          <w:u w:val="none"/>
+        </w:rPr>
+        <w:t>Eu canto a Ti uma nova canção</w:t>
       </w:r>
     </w:p>
     <w:p>
       <w:pPr>
         <w:pStyle w:val="SemEspaamento"/>
-        <w:spacing w:before="0" w:after="0"/>
-        <w:rPr>
-          <w:rFonts w:ascii="Times New Roman" w:hAnsi="Times New Roman" w:cs="Times New Roman"/>
-          <w:b/>
-          <w:i/>
-          <w:iCs/>
+        <w:spacing w:before="0"/>
+        <w:rPr>
+          <w:rFonts w:ascii="Times New Roman" w:hAnsi="Times New Roman" w:cs="Times New Roman"/>
           <w:sz w:val="24"/>
           <w:szCs w:val="24"/>
           <w:u w:val="none"/>
@@ -105,20 +162,53 @@
       <w:r>
         <w:rPr>
           <w:rFonts w:ascii="Times New Roman" w:hAnsi="Times New Roman" w:cs="Times New Roman"/>
-          <w:b/>
-          <w:i/>
-          <w:iCs/>
-          <w:sz w:val="24"/>
-          <w:szCs w:val="24"/>
-          <w:u w:val="none"/>
-        </w:rPr>
-        <w:t>Bendiga todo o meu ser ao Senhor</w:t>
+          <w:sz w:val="24"/>
+          <w:szCs w:val="24"/>
+          <w:u w:val="none"/>
+        </w:rPr>
+        <w:t xml:space="preserve">E seja o que for </w:t>
+      </w:r>
+      <w:r>
+        <w:rPr>
+          <w:rFonts w:ascii="Times New Roman" w:hAnsi="Times New Roman" w:cs="Times New Roman"/>
+          <w:sz w:val="24"/>
+          <w:szCs w:val="24"/>
+          <w:u w:val="none"/>
+        </w:rPr>
+        <w:br/>
+      </w:r>
+      <w:r>
+        <w:rPr>
+          <w:rFonts w:ascii="Times New Roman" w:hAnsi="Times New Roman" w:cs="Times New Roman"/>
+          <w:sz w:val="24"/>
+          <w:szCs w:val="24"/>
+          <w:u w:val="none"/>
+        </w:rPr>
+        <w:t>Ou o que está diante de mim</w:t>
+      </w:r>
+      <w:r>
+        <w:rPr>
+          <w:rFonts w:ascii="Times New Roman" w:hAnsi="Times New Roman" w:cs="Times New Roman"/>
+          <w:sz w:val="24"/>
+          <w:szCs w:val="24"/>
+          <w:u w:val="none"/>
+        </w:rPr>
+        <w:br/>
+      </w:r>
+      <w:r>
+        <w:rPr>
+          <w:rFonts w:ascii="Times New Roman" w:hAnsi="Times New Roman" w:cs="Times New Roman"/>
+          <w:sz w:val="24"/>
+          <w:szCs w:val="24"/>
+          <w:u w:val="none"/>
+        </w:rPr>
+        <w:t>Eu cantarei até o anoitecer</w:t>
       </w:r>
     </w:p>
     <w:p>
       <w:pPr>
         <w:pStyle w:val="SemEspaamento"/>
-        <w:spacing w:before="0" w:after="0"/>
+        <w:spacing w:before="0"/>
         <w:rPr>
           <w:rFonts w:ascii="Times New Roman" w:hAnsi="Times New Roman" w:cs="Times New Roman"/>
           <w:b/>
@@ -139,13 +229,13 @@
           <w:szCs w:val="24"/>
           <w:u w:val="none"/>
         </w:rPr>
-        <w:t>Seu nome adorarei</w:t>
+        <w:t>[REFRÃO]</w:t>
       </w:r>
     </w:p>
     <w:p>
       <w:pPr>
         <w:pStyle w:val="SemEspaamento"/>
-        <w:spacing w:after="0"/>
+        <w:spacing w:before="0"/>
         <w:rPr>
           <w:rFonts w:ascii="Times New Roman" w:hAnsi="Times New Roman" w:cs="Times New Roman"/>
           <w:sz w:val="24"/>
@@ -160,15 +250,108 @@
           <w:szCs w:val="24"/>
           <w:u w:val="none"/>
         </w:rPr>
-        <w:t>O sol nasceu surge um novo dia</w:t>
+        <w:t xml:space="preserve">Tu </w:t>
+      </w:r>
+      <w:r>
+        <w:rPr>
+          <w:rFonts w:ascii="Times New Roman" w:hAnsi="Times New Roman" w:cs="Times New Roman"/>
+          <w:sz w:val="24"/>
+          <w:szCs w:val="24"/>
+          <w:u w:val="none"/>
+        </w:rPr>
+        <w:t>É</w:t>
+      </w:r>
+      <w:r>
+        <w:rPr>
+          <w:rFonts w:ascii="Times New Roman" w:hAnsi="Times New Roman" w:cs="Times New Roman"/>
+          <w:sz w:val="24"/>
+          <w:szCs w:val="24"/>
+          <w:u w:val="none"/>
+        </w:rPr>
+        <w:t>s amor sempre paciente</w:t>
+      </w:r>
+      <w:r>
+        <w:rPr>
+          <w:rFonts w:ascii="Times New Roman" w:hAnsi="Times New Roman" w:cs="Times New Roman"/>
+          <w:sz w:val="24"/>
+          <w:szCs w:val="24"/>
+          <w:u w:val="none"/>
+        </w:rPr>
+        <w:br/>
+      </w:r>
+      <w:r>
+        <w:rPr>
+          <w:rFonts w:ascii="Times New Roman" w:hAnsi="Times New Roman" w:cs="Times New Roman"/>
+          <w:sz w:val="24"/>
+          <w:szCs w:val="24"/>
+          <w:u w:val="none"/>
+        </w:rPr>
+        <w:t xml:space="preserve">Tu </w:t>
+      </w:r>
+      <w:r>
+        <w:rPr>
+          <w:rFonts w:ascii="Times New Roman" w:hAnsi="Times New Roman" w:cs="Times New Roman"/>
+          <w:sz w:val="24"/>
+          <w:szCs w:val="24"/>
+          <w:u w:val="none"/>
+        </w:rPr>
+        <w:t>É</w:t>
+      </w:r>
+      <w:r>
+        <w:rPr>
+          <w:rFonts w:ascii="Times New Roman" w:hAnsi="Times New Roman" w:cs="Times New Roman"/>
+          <w:sz w:val="24"/>
+          <w:szCs w:val="24"/>
+          <w:u w:val="none"/>
+        </w:rPr>
+        <w:t>s fiel grande é o Teu coração</w:t>
+      </w:r>
+      <w:r>
+        <w:rPr>
+          <w:rFonts w:ascii="Times New Roman" w:hAnsi="Times New Roman" w:cs="Times New Roman"/>
+          <w:sz w:val="24"/>
+          <w:szCs w:val="24"/>
+          <w:u w:val="none"/>
+        </w:rPr>
+        <w:br/>
+      </w:r>
+      <w:r>
+        <w:rPr>
+          <w:rFonts w:ascii="Times New Roman" w:hAnsi="Times New Roman" w:cs="Times New Roman"/>
+          <w:sz w:val="24"/>
+          <w:szCs w:val="24"/>
+          <w:u w:val="none"/>
+        </w:rPr>
+        <w:t>Tua bondade me leva a cantar</w:t>
+      </w:r>
+      <w:r>
+        <w:rPr>
+          <w:rFonts w:ascii="Times New Roman" w:hAnsi="Times New Roman" w:cs="Times New Roman"/>
+          <w:sz w:val="24"/>
+          <w:szCs w:val="24"/>
+          <w:u w:val="none"/>
+        </w:rPr>
+        <w:br/>
+      </w:r>
+      <w:r>
+        <w:rPr>
+          <w:rFonts w:ascii="Times New Roman" w:hAnsi="Times New Roman" w:cs="Times New Roman"/>
+          <w:sz w:val="24"/>
+          <w:szCs w:val="24"/>
+          <w:u w:val="none"/>
+        </w:rPr>
+        <w:t>Dez mil razões para Te adorar</w:t>
       </w:r>
     </w:p>
     <w:p>
       <w:pPr>
         <w:pStyle w:val="SemEspaamento"/>
-        <w:spacing w:before="0" w:after="0"/>
-        <w:rPr>
-          <w:rFonts w:ascii="Times New Roman" w:hAnsi="Times New Roman" w:cs="Times New Roman"/>
+        <w:spacing w:before="0"/>
+        <w:rPr>
+          <w:rFonts w:ascii="Times New Roman" w:hAnsi="Times New Roman" w:cs="Times New Roman"/>
+          <w:b/>
+          <w:i/>
+          <w:iCs/>
           <w:sz w:val="24"/>
           <w:szCs w:val="24"/>
           <w:u w:val="none"/>
@@ -177,17 +360,20 @@
       <w:r>
         <w:rPr>
           <w:rFonts w:ascii="Times New Roman" w:hAnsi="Times New Roman" w:cs="Times New Roman"/>
-          <w:sz w:val="24"/>
-          <w:szCs w:val="24"/>
-          <w:u w:val="none"/>
-        </w:rPr>
-        <w:t>Eu canto a Ti uma nova canção</w:t>
+          <w:b/>
+          <w:i/>
+          <w:iCs/>
+          <w:sz w:val="24"/>
+          <w:szCs w:val="24"/>
+          <w:u w:val="none"/>
+        </w:rPr>
+        <w:t>[REFRÃO]</w:t>
       </w:r>
     </w:p>
     <w:p>
       <w:pPr>
         <w:pStyle w:val="SemEspaamento"/>
-        <w:spacing w:before="0" w:after="0"/>
+        <w:spacing w:before="0"/>
         <w:rPr>
           <w:rFonts w:ascii="Times New Roman" w:hAnsi="Times New Roman" w:cs="Times New Roman"/>
           <w:sz w:val="24"/>
@@ -202,15 +388,72 @@
           <w:szCs w:val="24"/>
           <w:u w:val="none"/>
         </w:rPr>
-        <w:t xml:space="preserve">E seja o que for </w:t>
+        <w:t>E quando enfim se findar o dia</w:t>
+      </w:r>
+      <w:r>
+        <w:rPr>
+          <w:rFonts w:ascii="Times New Roman" w:hAnsi="Times New Roman" w:cs="Times New Roman"/>
+          <w:sz w:val="24"/>
+          <w:szCs w:val="24"/>
+          <w:u w:val="none"/>
+        </w:rPr>
+        <w:br/>
+      </w:r>
+      <w:r>
+        <w:rPr>
+          <w:rFonts w:ascii="Times New Roman" w:hAnsi="Times New Roman" w:cs="Times New Roman"/>
+          <w:sz w:val="24"/>
+          <w:szCs w:val="24"/>
+          <w:u w:val="none"/>
+        </w:rPr>
+        <w:t xml:space="preserve">E o meu tempo aqui se acabar </w:t>
+      </w:r>
+      <w:r>
+        <w:rPr>
+          <w:rFonts w:ascii="Times New Roman" w:hAnsi="Times New Roman" w:cs="Times New Roman"/>
+          <w:sz w:val="24"/>
+          <w:szCs w:val="24"/>
+          <w:u w:val="none"/>
+        </w:rPr>
+        <w:br/>
+      </w:r>
+      <w:r>
+        <w:rPr>
+          <w:rFonts w:ascii="Times New Roman" w:hAnsi="Times New Roman" w:cs="Times New Roman"/>
+          <w:sz w:val="24"/>
+          <w:szCs w:val="24"/>
+          <w:u w:val="none"/>
+        </w:rPr>
+        <w:t>Ainda assim minh’alma seguirá cantando</w:t>
+      </w:r>
+      <w:r>
+        <w:rPr>
+          <w:rFonts w:ascii="Times New Roman" w:hAnsi="Times New Roman" w:cs="Times New Roman"/>
+          <w:sz w:val="24"/>
+          <w:szCs w:val="24"/>
+          <w:u w:val="none"/>
+        </w:rPr>
+        <w:br/>
+      </w:r>
+      <w:r>
+        <w:rPr>
+          <w:rFonts w:ascii="Times New Roman" w:hAnsi="Times New Roman" w:cs="Times New Roman"/>
+          <w:sz w:val="24"/>
+          <w:szCs w:val="24"/>
+          <w:u w:val="none"/>
+        </w:rPr>
+        <w:t>Por toda eternidade eu vou cantar</w:t>
       </w:r>
     </w:p>
     <w:p>
       <w:pPr>
         <w:pStyle w:val="SemEspaamento"/>
-        <w:spacing w:before="0" w:after="0"/>
-        <w:rPr>
-          <w:rFonts w:ascii="Times New Roman" w:hAnsi="Times New Roman" w:cs="Times New Roman"/>
+        <w:spacing w:before="0"/>
+        <w:rPr>
+          <w:rFonts w:ascii="Times New Roman" w:hAnsi="Times New Roman" w:cs="Times New Roman"/>
+          <w:b/>
+          <w:i/>
+          <w:iCs/>
           <w:sz w:val="24"/>
           <w:szCs w:val="24"/>
           <w:u w:val="none"/>
@@ -219,19 +462,25 @@
       <w:r>
         <w:rPr>
           <w:rFonts w:ascii="Times New Roman" w:hAnsi="Times New Roman" w:cs="Times New Roman"/>
-          <w:sz w:val="24"/>
-          <w:szCs w:val="24"/>
-          <w:u w:val="none"/>
-        </w:rPr>
-        <w:t>Ou o que está diante de mim</w:t>
+          <w:b/>
+          <w:i/>
+          <w:iCs/>
+          <w:sz w:val="24"/>
+          <w:szCs w:val="24"/>
+          <w:u w:val="none"/>
+        </w:rPr>
+        <w:t xml:space="preserve">[REFRÃO] </w:t>
       </w:r>
     </w:p>
     <w:p>
       <w:pPr>
         <w:pStyle w:val="SemEspaamento"/>
-        <w:spacing w:before="0" w:after="0"/>
-        <w:rPr>
-          <w:rFonts w:ascii="Times New Roman" w:hAnsi="Times New Roman" w:cs="Times New Roman"/>
+        <w:spacing w:before="0"/>
+        <w:rPr>
+          <w:rFonts w:ascii="Times New Roman" w:hAnsi="Times New Roman" w:cs="Times New Roman"/>
+          <w:b/>
+          <w:i/>
+          <w:iCs/>
           <w:sz w:val="24"/>
           <w:szCs w:val="24"/>
           <w:u w:val="none"/>
@@ -240,22 +489,22 @@
       <w:r>
         <w:rPr>
           <w:rFonts w:ascii="Times New Roman" w:hAnsi="Times New Roman" w:cs="Times New Roman"/>
-          <w:sz w:val="24"/>
-          <w:szCs w:val="24"/>
-          <w:u w:val="none"/>
-        </w:rPr>
-        <w:t>Eu cantarei até o anoitecer</w:t>
+          <w:b/>
+          <w:i/>
+          <w:iCs/>
+          <w:sz w:val="24"/>
+          <w:szCs w:val="24"/>
+          <w:u w:val="none"/>
+        </w:rPr>
+        <w:t xml:space="preserve">[REFRÃO] </w:t>
       </w:r>
     </w:p>
     <w:p>
       <w:pPr>
         <w:pStyle w:val="SemEspaamento"/>
-        <w:spacing w:after="0"/>
-        <w:rPr>
-          <w:rFonts w:ascii="Times New Roman" w:hAnsi="Times New Roman" w:cs="Times New Roman"/>
-          <w:b/>
-          <w:i/>
-          <w:iCs/>
+        <w:spacing w:before="0"/>
+        <w:rPr>
+          <w:rFonts w:ascii="Times New Roman" w:hAnsi="Times New Roman" w:cs="Times New Roman"/>
           <w:sz w:val="24"/>
           <w:szCs w:val="24"/>
           <w:u w:val="none"/>
@@ -264,307 +513,6 @@
       <w:r>
         <w:rPr>
           <w:rFonts w:ascii="Times New Roman" w:hAnsi="Times New Roman" w:cs="Times New Roman"/>
-          <w:b/>
-          <w:i/>
-          <w:iCs/>
-          <w:sz w:val="24"/>
-          <w:szCs w:val="24"/>
-          <w:u w:val="none"/>
-        </w:rPr>
-        <w:t>[REFRÃO]</w:t>
-      </w:r>
-    </w:p>
-    <w:p>
-      <w:pPr>
-        <w:pStyle w:val="SemEspaamento"/>
-        <w:spacing w:after="0"/>
-        <w:rPr>
-          <w:rFonts w:ascii="Times New Roman" w:hAnsi="Times New Roman" w:cs="Times New Roman"/>
-          <w:sz w:val="24"/>
-          <w:szCs w:val="24"/>
-          <w:u w:val="none"/>
-        </w:rPr>
-      </w:pPr>
-      <w:r>
-        <w:rPr>
-          <w:rFonts w:ascii="Times New Roman" w:hAnsi="Times New Roman" w:cs="Times New Roman"/>
-          <w:sz w:val="24"/>
-          <w:szCs w:val="24"/>
-          <w:u w:val="none"/>
-        </w:rPr>
-        <w:t xml:space="preserve">Tu </w:t>
-      </w:r>
-      <w:r>
-        <w:rPr>
-          <w:rFonts w:ascii="Times New Roman" w:hAnsi="Times New Roman" w:cs="Times New Roman"/>
-          <w:sz w:val="24"/>
-          <w:szCs w:val="24"/>
-          <w:u w:val="none"/>
-        </w:rPr>
-        <w:t>É</w:t>
-      </w:r>
-      <w:r>
-        <w:rPr>
-          <w:rFonts w:ascii="Times New Roman" w:hAnsi="Times New Roman" w:cs="Times New Roman"/>
-          <w:sz w:val="24"/>
-          <w:szCs w:val="24"/>
-          <w:u w:val="none"/>
-        </w:rPr>
-        <w:t>s amor sempre paciente</w:t>
-      </w:r>
-    </w:p>
-    <w:p>
-      <w:pPr>
-        <w:pStyle w:val="SemEspaamento"/>
-        <w:spacing w:before="0" w:after="0"/>
-        <w:rPr>
-          <w:rFonts w:ascii="Times New Roman" w:hAnsi="Times New Roman" w:cs="Times New Roman"/>
-          <w:sz w:val="24"/>
-          <w:szCs w:val="24"/>
-          <w:u w:val="none"/>
-        </w:rPr>
-      </w:pPr>
-      <w:r>
-        <w:rPr>
-          <w:rFonts w:ascii="Times New Roman" w:hAnsi="Times New Roman" w:cs="Times New Roman"/>
-          <w:sz w:val="24"/>
-          <w:szCs w:val="24"/>
-          <w:u w:val="none"/>
-        </w:rPr>
-        <w:t xml:space="preserve">Tu </w:t>
-      </w:r>
-      <w:r>
-        <w:rPr>
-          <w:rFonts w:ascii="Times New Roman" w:hAnsi="Times New Roman" w:cs="Times New Roman"/>
-          <w:sz w:val="24"/>
-          <w:szCs w:val="24"/>
-          <w:u w:val="none"/>
-        </w:rPr>
-        <w:t>É</w:t>
-      </w:r>
-      <w:r>
-        <w:rPr>
-          <w:rFonts w:ascii="Times New Roman" w:hAnsi="Times New Roman" w:cs="Times New Roman"/>
-          <w:sz w:val="24"/>
-          <w:szCs w:val="24"/>
-          <w:u w:val="none"/>
-        </w:rPr>
-        <w:t>s fiel grande é o Teu coração</w:t>
-      </w:r>
-    </w:p>
-    <w:p>
-      <w:pPr>
-        <w:pStyle w:val="SemEspaamento"/>
-        <w:spacing w:before="0" w:after="0"/>
-        <w:rPr>
-          <w:rFonts w:ascii="Times New Roman" w:hAnsi="Times New Roman" w:cs="Times New Roman"/>
-          <w:sz w:val="24"/>
-          <w:szCs w:val="24"/>
-          <w:u w:val="none"/>
-        </w:rPr>
-      </w:pPr>
-      <w:r>
-        <w:rPr>
-          <w:rFonts w:ascii="Times New Roman" w:hAnsi="Times New Roman" w:cs="Times New Roman"/>
-          <w:sz w:val="24"/>
-          <w:szCs w:val="24"/>
-          <w:u w:val="none"/>
-        </w:rPr>
-        <w:t>Tua bondade me leva a cantar</w:t>
-      </w:r>
-    </w:p>
-    <w:p>
-      <w:pPr>
-        <w:pStyle w:val="SemEspaamento"/>
-        <w:spacing w:before="0" w:after="0"/>
-        <w:rPr>
-          <w:rFonts w:ascii="Times New Roman" w:hAnsi="Times New Roman" w:cs="Times New Roman"/>
-          <w:sz w:val="24"/>
-          <w:szCs w:val="24"/>
-          <w:u w:val="none"/>
-        </w:rPr>
-      </w:pPr>
-      <w:r>
-        <w:rPr>
-          <w:rFonts w:ascii="Times New Roman" w:hAnsi="Times New Roman" w:cs="Times New Roman"/>
-          <w:sz w:val="24"/>
-          <w:szCs w:val="24"/>
-          <w:u w:val="none"/>
-        </w:rPr>
-        <w:t>Dez mil razões para Te adorar</w:t>
-      </w:r>
-    </w:p>
-    <w:p>
-      <w:pPr>
-        <w:pStyle w:val="SemEspaamento"/>
-        <w:spacing w:after="0"/>
-        <w:rPr>
-          <w:rFonts w:ascii="Times New Roman" w:hAnsi="Times New Roman" w:cs="Times New Roman"/>
-          <w:b/>
-          <w:i/>
-          <w:iCs/>
-          <w:sz w:val="24"/>
-          <w:szCs w:val="24"/>
-          <w:u w:val="none"/>
-        </w:rPr>
-      </w:pPr>
-      <w:r>
-        <w:rPr>
-          <w:rFonts w:ascii="Times New Roman" w:hAnsi="Times New Roman" w:cs="Times New Roman"/>
-          <w:b/>
-          <w:i/>
-          <w:iCs/>
-          <w:sz w:val="24"/>
-          <w:szCs w:val="24"/>
-          <w:u w:val="none"/>
-        </w:rPr>
-        <w:t>[REFRÃO]</w:t>
-      </w:r>
-    </w:p>
-    <w:p>
-      <w:pPr>
-        <w:pStyle w:val="SemEspaamento"/>
-        <w:spacing w:after="0"/>
-        <w:rPr>
-          <w:rFonts w:ascii="Times New Roman" w:hAnsi="Times New Roman" w:cs="Times New Roman"/>
-          <w:sz w:val="24"/>
-          <w:szCs w:val="24"/>
-          <w:u w:val="none"/>
-        </w:rPr>
-      </w:pPr>
-      <w:r>
-        <w:rPr>
-          <w:rFonts w:ascii="Times New Roman" w:hAnsi="Times New Roman" w:cs="Times New Roman"/>
-          <w:sz w:val="24"/>
-          <w:szCs w:val="24"/>
-          <w:u w:val="none"/>
-        </w:rPr>
-        <w:t>E quando enfim se findar o dia</w:t>
-      </w:r>
-    </w:p>
-    <w:p>
-      <w:pPr>
-        <w:pStyle w:val="SemEspaamento"/>
-        <w:spacing w:before="0" w:after="0"/>
-        <w:rPr>
-          <w:rFonts w:ascii="Times New Roman" w:hAnsi="Times New Roman" w:cs="Times New Roman"/>
-          <w:sz w:val="24"/>
-          <w:szCs w:val="24"/>
-          <w:u w:val="none"/>
-        </w:rPr>
-      </w:pPr>
-      <w:r>
-        <w:rPr>
-          <w:rFonts w:ascii="Times New Roman" w:hAnsi="Times New Roman" w:cs="Times New Roman"/>
-          <w:sz w:val="24"/>
-          <w:szCs w:val="24"/>
-          <w:u w:val="none"/>
-        </w:rPr>
-        <w:t xml:space="preserve">E o meu tempo aqui se acabar </w:t>
-      </w:r>
-    </w:p>
-    <w:p>
-      <w:pPr>
-        <w:pStyle w:val="SemEspaamento"/>
-        <w:spacing w:before="0" w:after="0"/>
-        <w:rPr>
-          <w:rFonts w:ascii="Times New Roman" w:hAnsi="Times New Roman" w:cs="Times New Roman"/>
-          <w:sz w:val="24"/>
-          <w:szCs w:val="24"/>
-          <w:u w:val="none"/>
-        </w:rPr>
-      </w:pPr>
-      <w:r>
-        <w:rPr>
-          <w:rFonts w:ascii="Times New Roman" w:hAnsi="Times New Roman" w:cs="Times New Roman"/>
-          <w:sz w:val="24"/>
-          <w:szCs w:val="24"/>
-          <w:u w:val="none"/>
-        </w:rPr>
-        <w:t xml:space="preserve">Ainda assim </w:t>
-      </w:r>
-      <w:proofErr w:type="spellStart"/>
-      <w:r>
-        <w:rPr>
-          <w:rFonts w:ascii="Times New Roman" w:hAnsi="Times New Roman" w:cs="Times New Roman"/>
-          <w:sz w:val="24"/>
-          <w:szCs w:val="24"/>
-          <w:u w:val="none"/>
-        </w:rPr>
-        <w:t>minh’alma</w:t>
-      </w:r>
-      <w:proofErr w:type="spellEnd"/>
-      <w:r>
-        <w:rPr>
-          <w:rFonts w:ascii="Times New Roman" w:hAnsi="Times New Roman" w:cs="Times New Roman"/>
-          <w:sz w:val="24"/>
-          <w:szCs w:val="24"/>
-          <w:u w:val="none"/>
-        </w:rPr>
-        <w:t xml:space="preserve"> seguirá cantando</w:t>
-      </w:r>
-    </w:p>
-    <w:p>
-      <w:pPr>
-        <w:pStyle w:val="SemEspaamento"/>
-        <w:spacing w:before="0" w:after="0"/>
-        <w:rPr>
-          <w:rFonts w:ascii="Times New Roman" w:hAnsi="Times New Roman" w:cs="Times New Roman"/>
-          <w:sz w:val="24"/>
-          <w:szCs w:val="24"/>
-          <w:u w:val="none"/>
-        </w:rPr>
-      </w:pPr>
-      <w:r>
-        <w:rPr>
-          <w:rFonts w:ascii="Times New Roman" w:hAnsi="Times New Roman" w:cs="Times New Roman"/>
-          <w:sz w:val="24"/>
-          <w:szCs w:val="24"/>
-          <w:u w:val="none"/>
-        </w:rPr>
-        <w:t>Por toda eternidade eu vou cantar</w:t>
-      </w:r>
-    </w:p>
-    <w:p>
-      <w:pPr>
-        <w:pStyle w:val="SemEspaamento"/>
-        <w:spacing w:after="0"/>
-        <w:rPr>
-          <w:rFonts w:ascii="Times New Roman" w:hAnsi="Times New Roman" w:cs="Times New Roman"/>
-          <w:b/>
-          <w:i/>
-          <w:iCs/>
-          <w:sz w:val="24"/>
-          <w:szCs w:val="24"/>
-          <w:u w:val="none"/>
-        </w:rPr>
-      </w:pPr>
-      <w:r>
-        <w:rPr>
-          <w:rFonts w:ascii="Times New Roman" w:hAnsi="Times New Roman" w:cs="Times New Roman"/>
-          <w:b/>
-          <w:i/>
-          <w:iCs/>
-          <w:sz w:val="24"/>
-          <w:szCs w:val="24"/>
-          <w:u w:val="none"/>
-        </w:rPr>
-        <w:t xml:space="preserve">[REFRÃO 2X] </w:t>
-      </w:r>
-    </w:p>
-    <w:p>
-      <w:pPr>
-        <w:pStyle w:val="SemEspaamento"/>
-        <w:rPr>
-          <w:rFonts w:ascii="Times New Roman" w:hAnsi="Times New Roman" w:cs="Times New Roman"/>
-          <w:sz w:val="24"/>
-          <w:szCs w:val="24"/>
-          <w:u w:val="none"/>
-        </w:rPr>
-      </w:pPr>
-      <w:r>
-        <w:rPr>
-          <w:rFonts w:ascii="Times New Roman" w:hAnsi="Times New Roman" w:cs="Times New Roman"/>
           <w:sz w:val="24"/>
           <w:szCs w:val="24"/>
           <w:u w:val="none"/>
@@ -574,6 +522,8 @@
       <w:r>
         <w:rPr>
           <w:rFonts w:ascii="Times New Roman" w:hAnsi="Times New Roman" w:cs="Times New Roman"/>
+          <w:b/>
+          <w:bCs/>
           <w:sz w:val="24"/>
           <w:szCs w:val="24"/>
           <w:u w:val="none"/>
@@ -583,28 +533,47 @@
       <w:r>
         <w:rPr>
           <w:rFonts w:ascii="Times New Roman" w:hAnsi="Times New Roman" w:cs="Times New Roman"/>
-          <w:sz w:val="24"/>
-          <w:szCs w:val="24"/>
-          <w:u w:val="none"/>
-        </w:rPr>
-        <w:t>2X</w:t>
-      </w:r>
-      <w:r>
-        <w:rPr>
-          <w:rFonts w:ascii="Times New Roman" w:hAnsi="Times New Roman" w:cs="Times New Roman"/>
+          <w:b/>
+          <w:bCs/>
+          <w:sz w:val="24"/>
+          <w:szCs w:val="24"/>
+          <w:u w:val="none"/>
+        </w:rPr>
+        <w:t>2</w:t>
+      </w:r>
+      <w:r>
+        <w:rPr>
+          <w:rFonts w:ascii="Times New Roman" w:hAnsi="Times New Roman" w:cs="Times New Roman"/>
+          <w:b/>
+          <w:bCs/>
+          <w:sz w:val="24"/>
+          <w:szCs w:val="24"/>
+          <w:u w:val="none"/>
+        </w:rPr>
+        <w:t xml:space="preserve"> </w:t>
+      </w:r>
+      <w:r>
+        <w:rPr>
+          <w:rFonts w:ascii="Times New Roman" w:hAnsi="Times New Roman" w:cs="Times New Roman"/>
+          <w:b/>
+          <w:bCs/>
+          <w:sz w:val="24"/>
+          <w:szCs w:val="24"/>
+          <w:u w:val="none"/>
+        </w:rPr>
+        <w:t>X</w:t>
+      </w:r>
+      <w:r>
+        <w:rPr>
+          <w:rFonts w:ascii="Times New Roman" w:hAnsi="Times New Roman" w:cs="Times New Roman"/>
+          <w:b/>
+          <w:bCs/>
           <w:sz w:val="24"/>
           <w:szCs w:val="24"/>
           <w:u w:val="none"/>
         </w:rPr>
         <w:t>]</w:t>
       </w:r>
-    </w:p>
-    <w:p>
-      <w:pPr>
-        <w:rPr>
-          <w:rFonts w:ascii="Times New Roman" w:hAnsi="Times New Roman"/>
-        </w:rPr>
-      </w:pPr>
     </w:p>
     <w:sectPr>
       <w:pgSz w:w="11906" w:h="16838"/>
